--- a/rapports/2026-06-06/EQ21/EQ21_sup_v2/DR_052101000015/02-54-17-06.docx
+++ b/rapports/2026-06-06/EQ21/EQ21_sup_v2/DR_052101000015/02-54-17-06.docx
@@ -297,7 +297,7 @@
           <w:color w:val="1F6FEB"/>
           <w:sz w:val="22"/>
         </w:rPr>
-        <w:t>⚠ INCOHÉRENCES À CORRIGER (106)</w:t>
+        <w:t>⚠ INCOHÉRENCES À CORRIGER (103)</w:t>
       </w:r>
     </w:p>
     <w:tbl>
@@ -575,7 +575,7 @@
                 <w:i w:val="0"/>
                 <w:sz w:val="17"/>
               </w:rPr>
-              <w:t>Incoherence! MOUSSSA THIAM a declaré que la branche d'activité de sa mère est Sans emploi alors que la mère elle-même declare comme branche Commerce au niveau de la section 4a.</w:t>
+              <w:t>Incoherence! La mère de AMATH THIAM est trop jeune ou vielle pour avoir AMATH THIAM selon l'écart d'âge (12 ans) entre lui et sa mère, prière de revoir l'âge de AMATH THIAM ou de sa mère.</w:t>
             </w:r>
           </w:p>
         </w:tc>
@@ -634,7 +634,7 @@
                 <w:color w:val="16A34A"/>
                 <w:sz w:val="16"/>
               </w:rPr>
-              <w:t>s01q32, s01q37, s04q23, s01q00b, s01q37_decode, s04q23_decode</w:t>
+              <w:t>—</w:t>
             </w:r>
           </w:p>
         </w:tc>
@@ -665,7 +665,7 @@
                 <w:i w:val="0"/>
                 <w:sz w:val="17"/>
               </w:rPr>
-              <w:t>Incoherence! MOUSSSA THIAM a declaré que la catégorie socioprofessionnelle de sa mère est  alors que la mère elle-même declare comme catégorie socioprofessionnelle Travailleur pour compte propre au niveau de la section 4a.</w:t>
+              <w:t>Incoherence! MOUSSSA THIAM a declaré que la branche d'activité de sa mère est Sans emploi alors que la mère elle-même declare comme branche Commerce au niveau de la section 4a.</w:t>
             </w:r>
           </w:p>
         </w:tc>
@@ -724,7 +724,7 @@
                 <w:color w:val="16A34A"/>
                 <w:sz w:val="16"/>
               </w:rPr>
-              <w:t>—</w:t>
+              <w:t>s01q32, s01q37, s04q23, s01q00b, s01q37_decode, s04q23_decode</w:t>
             </w:r>
           </w:p>
         </w:tc>
@@ -755,7 +755,7 @@
                 <w:i w:val="0"/>
                 <w:sz w:val="17"/>
               </w:rPr>
-              <w:t>Incoherence! La mère de AMATH THIAM est trop jeune ou vielle pour avoir AMATH THIAM selon l'écart d'âge (12 ans) entre lui et sa mère, prière de revoir l'âge de AMATH THIAM ou de sa mère.</w:t>
+              <w:t>Incoherence! MOUSSSA THIAM a declaré que la catégorie socioprofessionnelle de sa mère est  alors que la mère elle-même declare comme catégorie socioprofessionnelle Travailleur pour compte propre au niveau de la section 4a.</w:t>
             </w:r>
           </w:p>
         </w:tc>
@@ -1925,7 +1925,7 @@
                 <w:i w:val="0"/>
                 <w:sz w:val="17"/>
               </w:rPr>
-              <w:t>Prière de verifier l'information donnée par MOUSSSA THIAM ou corriger au niveau de la section 1.</w:t>
+              <w:t>Dans le cas contraire rassurez vous que c'est bien son fils/fille biologique.</w:t>
             </w:r>
           </w:p>
         </w:tc>
@@ -1984,7 +1984,7 @@
                 <w:color w:val="16A34A"/>
                 <w:sz w:val="16"/>
               </w:rPr>
-              <w:t>s00q27, s01q03a, s01q03b, s01q03c, s01q00b</w:t>
+              <w:t>s1q05</w:t>
             </w:r>
           </w:p>
         </w:tc>
@@ -2015,7 +2015,7 @@
                 <w:i w:val="0"/>
                 <w:sz w:val="17"/>
               </w:rPr>
-              <w:t>Les informations sur l'acte de naissance (ni Jours, ni mois et ni années) de  AMATH THIAM  manquent, s'il vous plait pouvez-vous fournir d'effort pour avoir ces informations.</w:t>
+              <w:t>Attention! Il ne devrait pas avoir NC parmis les modalité de la variable s1q05.</w:t>
             </w:r>
           </w:p>
         </w:tc>
@@ -2105,7 +2105,7 @@
                 <w:i w:val="0"/>
                 <w:sz w:val="17"/>
               </w:rPr>
-              <w:t>Dans le cas contraire rassurez vous que c'est bien son fils/fille biologique.</w:t>
+              <w:t>Soit AMATH THIAM dispose d'un acte de naissance soit n'en dispose pas.</w:t>
             </w:r>
           </w:p>
         </w:tc>
@@ -2164,7 +2164,7 @@
                 <w:color w:val="16A34A"/>
                 <w:sz w:val="16"/>
               </w:rPr>
-              <w:t>s1q05</w:t>
+              <w:t>—</w:t>
             </w:r>
           </w:p>
         </w:tc>
@@ -2195,277 +2195,7 @@
                 <w:i w:val="0"/>
                 <w:sz w:val="17"/>
               </w:rPr>
-              <w:t>Attention! Il ne devrait pas avoir NC parmis les modalité de la variable s1q05.</w:t>
-            </w:r>
-          </w:p>
-        </w:tc>
-      </w:tr>
-      <w:tr>
-        <w:tc>
-          <w:tcPr>
-            <w:tcW w:type="dxa" w:w="964"/>
-          </w:tcPr>
-          <w:p>
-            <w:r>
-              <w:rPr>
-                <w:b/>
-                <w:i w:val="0"/>
-                <w:color w:val="EA580C"/>
-                <w:sz w:val="16"/>
-              </w:rPr>
-              <w:t>Moyenne</w:t>
-            </w:r>
-          </w:p>
-        </w:tc>
-        <w:tc>
-          <w:tcPr>
-            <w:tcW w:type="dxa" w:w="1247"/>
-          </w:tcPr>
-          <w:p>
-            <w:r>
-              <w:rPr>
-                <w:b/>
-                <w:i w:val="0"/>
-                <w:sz w:val="16"/>
-              </w:rPr>
-              <w:t>S01</w:t>
-              <w:br/>
-            </w:r>
-            <w:r>
-              <w:rPr>
-                <w:b w:val="0"/>
-                <w:i w:val="0"/>
-                <w:color w:val="64748B"/>
-                <w:sz w:val="14"/>
-              </w:rPr>
-              <w:t>Démographie</w:t>
-            </w:r>
-          </w:p>
-        </w:tc>
-        <w:tc>
-          <w:tcPr>
-            <w:tcW w:type="dxa" w:w="1531"/>
-          </w:tcPr>
-          <w:p>
-            <w:r>
-              <w:rPr>
-                <w:b/>
-                <w:i w:val="0"/>
-                <w:color w:val="16A34A"/>
-                <w:sz w:val="16"/>
-              </w:rPr>
-              <w:t>—</w:t>
-            </w:r>
-          </w:p>
-        </w:tc>
-        <w:tc>
-          <w:tcPr>
-            <w:tcW w:type="dxa" w:w="1191"/>
-          </w:tcPr>
-          <w:p>
-            <w:r>
-              <w:rPr>
-                <w:b w:val="0"/>
-                <w:i w:val="0"/>
-                <w:color w:val="64748B"/>
-                <w:sz w:val="16"/>
-              </w:rPr>
-              <w:t>GT-CQ</w:t>
-            </w:r>
-          </w:p>
-        </w:tc>
-        <w:tc>
-          <w:tcPr>
-            <w:tcW w:type="dxa" w:w="4706"/>
-          </w:tcPr>
-          <w:p>
-            <w:r>
-              <w:rPr>
-                <w:b w:val="0"/>
-                <w:i w:val="0"/>
-                <w:sz w:val="17"/>
-              </w:rPr>
-              <w:t>Soit AMATH THIAM dispose d'un acte de naissance soit n'en dispose pas.</w:t>
-            </w:r>
-          </w:p>
-        </w:tc>
-      </w:tr>
-      <w:tr>
-        <w:tc>
-          <w:tcPr>
-            <w:tcW w:type="dxa" w:w="964"/>
-          </w:tcPr>
-          <w:p>
-            <w:r>
-              <w:rPr>
-                <w:b/>
-                <w:i w:val="0"/>
-                <w:color w:val="EA580C"/>
-                <w:sz w:val="16"/>
-              </w:rPr>
-              <w:t>Moyenne</w:t>
-            </w:r>
-          </w:p>
-        </w:tc>
-        <w:tc>
-          <w:tcPr>
-            <w:tcW w:type="dxa" w:w="1247"/>
-          </w:tcPr>
-          <w:p>
-            <w:r>
-              <w:rPr>
-                <w:b/>
-                <w:i w:val="0"/>
-                <w:sz w:val="16"/>
-              </w:rPr>
-              <w:t>S01</w:t>
-              <w:br/>
-            </w:r>
-            <w:r>
-              <w:rPr>
-                <w:b w:val="0"/>
-                <w:i w:val="0"/>
-                <w:color w:val="64748B"/>
-                <w:sz w:val="14"/>
-              </w:rPr>
-              <w:t>Démographie</w:t>
-            </w:r>
-          </w:p>
-        </w:tc>
-        <w:tc>
-          <w:tcPr>
-            <w:tcW w:type="dxa" w:w="1531"/>
-          </w:tcPr>
-          <w:p>
-            <w:r>
-              <w:rPr>
-                <w:b/>
-                <w:i w:val="0"/>
-                <w:color w:val="16A34A"/>
-                <w:sz w:val="16"/>
-              </w:rPr>
-              <w:t>s00q27, s01q03a, s01q03b, s01q03c, s01q00b</w:t>
-            </w:r>
-          </w:p>
-        </w:tc>
-        <w:tc>
-          <w:tcPr>
-            <w:tcW w:type="dxa" w:w="1191"/>
-          </w:tcPr>
-          <w:p>
-            <w:r>
-              <w:rPr>
-                <w:b w:val="0"/>
-                <w:i w:val="0"/>
-                <w:color w:val="64748B"/>
-                <w:sz w:val="16"/>
-              </w:rPr>
-              <w:t>GT-CQ</w:t>
-            </w:r>
-          </w:p>
-        </w:tc>
-        <w:tc>
-          <w:tcPr>
-            <w:tcW w:type="dxa" w:w="4706"/>
-          </w:tcPr>
-          <w:p>
-            <w:r>
-              <w:rPr>
-                <w:b w:val="0"/>
-                <w:i w:val="0"/>
-                <w:sz w:val="17"/>
-              </w:rPr>
-              <w:t>Les informations sur l'acte de naissance (ni Jours, ni mois et ni années) de  ASSANE THIAM  manquent, s'il vous plait pouvez-vous fournir d'effort pour avoir ces informations.</w:t>
-            </w:r>
-          </w:p>
-        </w:tc>
-      </w:tr>
-      <w:tr>
-        <w:tc>
-          <w:tcPr>
-            <w:tcW w:type="dxa" w:w="964"/>
-          </w:tcPr>
-          <w:p>
-            <w:r>
-              <w:rPr>
-                <w:b/>
-                <w:i w:val="0"/>
-                <w:color w:val="EA580C"/>
-                <w:sz w:val="16"/>
-              </w:rPr>
-              <w:t>Moyenne</w:t>
-            </w:r>
-          </w:p>
-        </w:tc>
-        <w:tc>
-          <w:tcPr>
-            <w:tcW w:type="dxa" w:w="1247"/>
-          </w:tcPr>
-          <w:p>
-            <w:r>
-              <w:rPr>
-                <w:b/>
-                <w:i w:val="0"/>
-                <w:sz w:val="16"/>
-              </w:rPr>
-              <w:t>S01</w:t>
-              <w:br/>
-            </w:r>
-            <w:r>
-              <w:rPr>
-                <w:b w:val="0"/>
-                <w:i w:val="0"/>
-                <w:color w:val="64748B"/>
-                <w:sz w:val="14"/>
-              </w:rPr>
-              <w:t>Démographie</w:t>
-            </w:r>
-          </w:p>
-        </w:tc>
-        <w:tc>
-          <w:tcPr>
-            <w:tcW w:type="dxa" w:w="1531"/>
-          </w:tcPr>
-          <w:p>
-            <w:r>
-              <w:rPr>
-                <w:b/>
-                <w:i w:val="0"/>
-                <w:color w:val="16A34A"/>
-                <w:sz w:val="16"/>
-              </w:rPr>
-              <w:t>s00q27, s01q03a, s01q03b, s01q03c, s01q00b</w:t>
-            </w:r>
-          </w:p>
-        </w:tc>
-        <w:tc>
-          <w:tcPr>
-            <w:tcW w:type="dxa" w:w="1191"/>
-          </w:tcPr>
-          <w:p>
-            <w:r>
-              <w:rPr>
-                <w:b w:val="0"/>
-                <w:i w:val="0"/>
-                <w:color w:val="64748B"/>
-                <w:sz w:val="16"/>
-              </w:rPr>
-              <w:t>GT-CQ</w:t>
-            </w:r>
-          </w:p>
-        </w:tc>
-        <w:tc>
-          <w:tcPr>
-            <w:tcW w:type="dxa" w:w="4706"/>
-          </w:tcPr>
-          <w:p>
-            <w:r>
-              <w:rPr>
-                <w:b w:val="0"/>
-                <w:i w:val="0"/>
-                <w:sz w:val="17"/>
-              </w:rPr>
-              <w:t>Les informations sur l'acte de naissance (ni Jours, ni mois et ni années) de  MARIAMA THIAM  manquent, s'il vous plait pouvez-vous fournir d'effort pour avoir ces informations.</w:t>
+              <w:t>Prière de verifier l'information donnée par MOUSSSA THIAM ou corriger au niveau de la section 1.</w:t>
             </w:r>
           </w:p>
         </w:tc>
